--- a/docs/Perplexity_in_Language_Models.docx
+++ b/docs/Perplexity_in_Language_Models.docx
@@ -16,7 +16,583 @@
       </w:r>
     </w:p>
     <w:p/>
+    <w:p>
+      <w:r>
+        <w:t>Perplexity is the exponentiated per-token cross-entropy:</w:t>
+      </w:r>
+    </w:p>
     <w:p/>
+    <w:p>
+      <w:pPr>
+        <w:rPr>
+          <w:rFonts w:eastAsiaTheme="minorEastAsia"/>
+        </w:rPr>
+      </w:pPr>
+      <m:oMath>
+        <m:r>
+          <w:rPr>
+            <w:rFonts w:ascii="Cambria Math" w:hAnsi="Cambria Math"/>
+          </w:rPr>
+          <m:t>PPL</m:t>
+        </m:r>
+        <m:d>
+          <m:dPr>
+            <m:ctrlPr>
+              <w:rPr>
+                <w:rFonts w:ascii="Cambria Math" w:hAnsi="Cambria Math"/>
+                <w:i/>
+              </w:rPr>
+            </m:ctrlPr>
+          </m:dPr>
+          <m:e>
+            <m:r>
+              <w:rPr>
+                <w:rFonts w:ascii="Cambria Math" w:hAnsi="Cambria Math"/>
+              </w:rPr>
+              <m:t>q</m:t>
+            </m:r>
+          </m:e>
+        </m:d>
+        <m:r>
+          <w:rPr>
+            <w:rFonts w:ascii="Cambria Math" w:hAnsi="Cambria Math"/>
+          </w:rPr>
+          <m:t>=</m:t>
+        </m:r>
+        <m:func>
+          <m:funcPr>
+            <m:ctrlPr>
+              <w:rPr>
+                <w:rFonts w:ascii="Cambria Math" w:hAnsi="Cambria Math"/>
+                <w:i/>
+              </w:rPr>
+            </m:ctrlPr>
+          </m:funcPr>
+          <m:fName>
+            <m:r>
+              <m:rPr>
+                <m:sty m:val="p"/>
+              </m:rPr>
+              <w:rPr>
+                <w:rFonts w:ascii="Cambria Math" w:hAnsi="Cambria Math"/>
+              </w:rPr>
+              <m:t>exp</m:t>
+            </m:r>
+          </m:fName>
+          <m:e>
+            <m:d>
+              <m:dPr>
+                <m:ctrlPr>
+                  <w:rPr>
+                    <w:rFonts w:ascii="Cambria Math" w:hAnsi="Cambria Math"/>
+                    <w:i/>
+                  </w:rPr>
+                </m:ctrlPr>
+              </m:dPr>
+              <m:e>
+                <m:f>
+                  <m:fPr>
+                    <m:ctrlPr>
+                      <w:rPr>
+                        <w:rFonts w:ascii="Cambria Math" w:hAnsi="Cambria Math"/>
+                        <w:i/>
+                      </w:rPr>
+                    </m:ctrlPr>
+                  </m:fPr>
+                  <m:num>
+                    <m:r>
+                      <w:rPr>
+                        <w:rFonts w:ascii="Cambria Math" w:hAnsi="Cambria Math"/>
+                      </w:rPr>
+                      <m:t>1</m:t>
+                    </m:r>
+                  </m:num>
+                  <m:den>
+                    <m:r>
+                      <w:rPr>
+                        <w:rFonts w:ascii="Cambria Math" w:hAnsi="Cambria Math"/>
+                      </w:rPr>
+                      <m:t>N</m:t>
+                    </m:r>
+                  </m:den>
+                </m:f>
+                <m:nary>
+                  <m:naryPr>
+                    <m:chr m:val="∑"/>
+                    <m:limLoc m:val="undOvr"/>
+                    <m:supHide m:val="1"/>
+                    <m:ctrlPr>
+                      <w:rPr>
+                        <w:rFonts w:ascii="Cambria Math" w:hAnsi="Cambria Math"/>
+                        <w:i/>
+                      </w:rPr>
+                    </m:ctrlPr>
+                  </m:naryPr>
+                  <m:sub>
+                    <m:r>
+                      <w:rPr>
+                        <w:rFonts w:ascii="Cambria Math" w:hAnsi="Cambria Math"/>
+                      </w:rPr>
+                      <m:t>t</m:t>
+                    </m:r>
+                  </m:sub>
+                  <m:sup/>
+                  <m:e>
+                    <m:r>
+                      <w:rPr>
+                        <w:rFonts w:ascii="Cambria Math" w:hAnsi="Cambria Math"/>
+                      </w:rPr>
+                      <m:t>-</m:t>
+                    </m:r>
+                    <m:func>
+                      <m:funcPr>
+                        <m:ctrlPr>
+                          <w:rPr>
+                            <w:rFonts w:ascii="Cambria Math" w:hAnsi="Cambria Math"/>
+                            <w:i/>
+                          </w:rPr>
+                        </m:ctrlPr>
+                      </m:funcPr>
+                      <m:fName>
+                        <m:r>
+                          <m:rPr>
+                            <m:sty m:val="p"/>
+                          </m:rPr>
+                          <w:rPr>
+                            <w:rFonts w:ascii="Cambria Math" w:hAnsi="Cambria Math"/>
+                          </w:rPr>
+                          <m:t>log</m:t>
+                        </m:r>
+                      </m:fName>
+                      <m:e>
+                        <m:r>
+                          <w:rPr>
+                            <w:rFonts w:ascii="Cambria Math" w:hAnsi="Cambria Math"/>
+                          </w:rPr>
+                          <m:t>q</m:t>
+                        </m:r>
+                        <m:d>
+                          <m:dPr>
+                            <m:ctrlPr>
+                              <w:rPr>
+                                <w:rFonts w:ascii="Cambria Math" w:hAnsi="Cambria Math"/>
+                                <w:i/>
+                              </w:rPr>
+                            </m:ctrlPr>
+                          </m:dPr>
+                          <m:e>
+                            <m:sSub>
+                              <m:sSubPr>
+                                <m:ctrlPr>
+                                  <w:rPr>
+                                    <w:rFonts w:ascii="Cambria Math" w:hAnsi="Cambria Math"/>
+                                    <w:i/>
+                                  </w:rPr>
+                                </m:ctrlPr>
+                              </m:sSubPr>
+                              <m:e>
+                                <m:r>
+                                  <w:rPr>
+                                    <w:rFonts w:ascii="Cambria Math" w:hAnsi="Cambria Math"/>
+                                  </w:rPr>
+                                  <m:t>x</m:t>
+                                </m:r>
+                              </m:e>
+                              <m:sub>
+                                <m:r>
+                                  <w:rPr>
+                                    <w:rFonts w:ascii="Cambria Math" w:hAnsi="Cambria Math"/>
+                                  </w:rPr>
+                                  <m:t>t</m:t>
+                                </m:r>
+                              </m:sub>
+                            </m:sSub>
+                            <m:r>
+                              <w:rPr>
+                                <w:rFonts w:ascii="Cambria Math" w:hAnsi="Cambria Math"/>
+                              </w:rPr>
+                              <m:t>|</m:t>
+                            </m:r>
+                            <m:sSub>
+                              <m:sSubPr>
+                                <m:ctrlPr>
+                                  <w:rPr>
+                                    <w:rFonts w:ascii="Cambria Math" w:hAnsi="Cambria Math"/>
+                                    <w:i/>
+                                  </w:rPr>
+                                </m:ctrlPr>
+                              </m:sSubPr>
+                              <m:e>
+                                <m:r>
+                                  <w:rPr>
+                                    <w:rFonts w:ascii="Cambria Math" w:hAnsi="Cambria Math"/>
+                                  </w:rPr>
+                                  <m:t>x</m:t>
+                                </m:r>
+                              </m:e>
+                              <m:sub>
+                                <m:r>
+                                  <w:rPr>
+                                    <w:rFonts w:ascii="Cambria Math" w:hAnsi="Cambria Math"/>
+                                  </w:rPr>
+                                  <m:t>&lt;t</m:t>
+                                </m:r>
+                              </m:sub>
+                            </m:sSub>
+                          </m:e>
+                        </m:d>
+                      </m:e>
+                    </m:func>
+                  </m:e>
+                </m:nary>
+              </m:e>
+            </m:d>
+            <m:r>
+              <w:rPr>
+                <w:rFonts w:ascii="Cambria Math" w:hAnsi="Cambria Math"/>
+              </w:rPr>
+              <m:t>=</m:t>
+            </m:r>
+            <m:sSup>
+              <m:sSupPr>
+                <m:ctrlPr>
+                  <w:rPr>
+                    <w:rFonts w:ascii="Cambria Math" w:hAnsi="Cambria Math"/>
+                    <w:i/>
+                  </w:rPr>
+                </m:ctrlPr>
+              </m:sSupPr>
+              <m:e>
+                <m:d>
+                  <m:dPr>
+                    <m:ctrlPr>
+                      <w:rPr>
+                        <w:rFonts w:ascii="Cambria Math" w:hAnsi="Cambria Math"/>
+                        <w:i/>
+                      </w:rPr>
+                    </m:ctrlPr>
+                  </m:dPr>
+                  <m:e>
+                    <m:nary>
+                      <m:naryPr>
+                        <m:chr m:val="∏"/>
+                        <m:limLoc m:val="undOvr"/>
+                        <m:supHide m:val="1"/>
+                        <m:ctrlPr>
+                          <w:rPr>
+                            <w:rFonts w:ascii="Cambria Math" w:hAnsi="Cambria Math"/>
+                            <w:i/>
+                          </w:rPr>
+                        </m:ctrlPr>
+                      </m:naryPr>
+                      <m:sub>
+                        <m:r>
+                          <w:rPr>
+                            <w:rFonts w:ascii="Cambria Math" w:hAnsi="Cambria Math"/>
+                          </w:rPr>
+                          <m:t>t</m:t>
+                        </m:r>
+                      </m:sub>
+                      <m:sup/>
+                      <m:e>
+                        <m:r>
+                          <w:rPr>
+                            <w:rFonts w:ascii="Cambria Math" w:hAnsi="Cambria Math"/>
+                          </w:rPr>
+                          <m:t>q</m:t>
+                        </m:r>
+                        <m:d>
+                          <m:dPr>
+                            <m:ctrlPr>
+                              <w:rPr>
+                                <w:rFonts w:ascii="Cambria Math" w:hAnsi="Cambria Math"/>
+                                <w:i/>
+                              </w:rPr>
+                            </m:ctrlPr>
+                          </m:dPr>
+                          <m:e>
+                            <m:sSub>
+                              <m:sSubPr>
+                                <m:ctrlPr>
+                                  <w:rPr>
+                                    <w:rFonts w:ascii="Cambria Math" w:hAnsi="Cambria Math"/>
+                                    <w:i/>
+                                  </w:rPr>
+                                </m:ctrlPr>
+                              </m:sSubPr>
+                              <m:e>
+                                <m:r>
+                                  <w:rPr>
+                                    <w:rFonts w:ascii="Cambria Math" w:hAnsi="Cambria Math"/>
+                                  </w:rPr>
+                                  <m:t>x</m:t>
+                                </m:r>
+                              </m:e>
+                              <m:sub>
+                                <m:r>
+                                  <w:rPr>
+                                    <w:rFonts w:ascii="Cambria Math" w:hAnsi="Cambria Math"/>
+                                  </w:rPr>
+                                  <m:t>t</m:t>
+                                </m:r>
+                              </m:sub>
+                            </m:sSub>
+                            <m:r>
+                              <w:rPr>
+                                <w:rFonts w:ascii="Cambria Math" w:hAnsi="Cambria Math"/>
+                              </w:rPr>
+                              <m:t>|</m:t>
+                            </m:r>
+                            <m:sSub>
+                              <m:sSubPr>
+                                <m:ctrlPr>
+                                  <w:rPr>
+                                    <w:rFonts w:ascii="Cambria Math" w:hAnsi="Cambria Math"/>
+                                    <w:i/>
+                                  </w:rPr>
+                                </m:ctrlPr>
+                              </m:sSubPr>
+                              <m:e>
+                                <m:r>
+                                  <w:rPr>
+                                    <w:rFonts w:ascii="Cambria Math" w:hAnsi="Cambria Math"/>
+                                  </w:rPr>
+                                  <m:t>x</m:t>
+                                </m:r>
+                              </m:e>
+                              <m:sub>
+                                <m:r>
+                                  <w:rPr>
+                                    <w:rFonts w:ascii="Cambria Math" w:hAnsi="Cambria Math"/>
+                                  </w:rPr>
+                                  <m:t>&lt;t</m:t>
+                                </m:r>
+                              </m:sub>
+                            </m:sSub>
+                          </m:e>
+                        </m:d>
+                      </m:e>
+                    </m:nary>
+                  </m:e>
+                </m:d>
+              </m:e>
+              <m:sup>
+                <m:r>
+                  <w:rPr>
+                    <w:rFonts w:ascii="Cambria Math" w:hAnsi="Cambria Math"/>
+                  </w:rPr>
+                  <m:t>-1/N</m:t>
+                </m:r>
+              </m:sup>
+            </m:sSup>
+          </m:e>
+        </m:func>
+      </m:oMath>
+      <w:r>
+        <w:rPr>
+          <w:rFonts w:eastAsiaTheme="minorEastAsia"/>
+        </w:rPr>
+        <w:t xml:space="preserve">        (ppl.1)</w:t>
+      </w:r>
+    </w:p>
+    <w:p>
+      <w:pPr>
+        <w:rPr>
+          <w:rFonts w:eastAsiaTheme="minorEastAsia"/>
+        </w:rPr>
+      </w:pPr>
+    </w:p>
+    <w:p>
+      <w:pPr>
+        <w:rPr>
+          <w:rFonts w:eastAsiaTheme="minorEastAsia"/>
+        </w:rPr>
+      </w:pPr>
+      <w:r>
+        <w:rPr>
+          <w:rFonts w:eastAsiaTheme="minorEastAsia"/>
+        </w:rPr>
+        <w:t>There are three interpretations of (ppl.1)</w:t>
+      </w:r>
+    </w:p>
+    <w:p>
+      <w:pPr>
+        <w:rPr>
+          <w:rFonts w:eastAsiaTheme="minorEastAsia"/>
+        </w:rPr>
+      </w:pPr>
+    </w:p>
+    <w:p>
+      <w:pPr>
+        <w:rPr>
+          <w:rFonts w:eastAsiaTheme="minorEastAsia"/>
+        </w:rPr>
+      </w:pPr>
+      <w:r>
+        <w:t xml:space="preserve">1 ) </w:t>
+      </w:r>
+      <w:r>
+        <w:rPr>
+          <w:b/>
+          <w:bCs/>
+        </w:rPr>
+        <w:t>geometric mean of inverse probabilities</w:t>
+      </w:r>
+      <w:r>
+        <w:t xml:space="preserve"> – the PPL is acutely sensitive </w:t>
+      </w:r>
+      <w:r>
+        <w:t>to low probabilit</w:t>
+      </w:r>
+      <w:r>
+        <w:t xml:space="preserve">y </w:t>
+      </w:r>
+      <w:r>
+        <w:t>tail.</w:t>
+      </w:r>
+      <w:r>
+        <w:t xml:space="preserve"> A single token at </w:t>
+      </w:r>
+      <m:oMath>
+        <m:sSup>
+          <m:sSupPr>
+            <m:ctrlPr>
+              <w:rPr>
+                <w:rFonts w:ascii="Cambria Math" w:hAnsi="Cambria Math"/>
+                <w:i/>
+              </w:rPr>
+            </m:ctrlPr>
+          </m:sSupPr>
+          <m:e>
+            <m:r>
+              <w:rPr>
+                <w:rFonts w:ascii="Cambria Math" w:hAnsi="Cambria Math"/>
+              </w:rPr>
+              <m:t>10</m:t>
+            </m:r>
+          </m:e>
+          <m:sup>
+            <m:r>
+              <w:rPr>
+                <w:rFonts w:ascii="Cambria Math" w:hAnsi="Cambria Math"/>
+              </w:rPr>
+              <m:t>-6</m:t>
+            </m:r>
+          </m:sup>
+        </m:sSup>
+      </m:oMath>
+      <w:r>
+        <w:rPr>
+          <w:rFonts w:eastAsiaTheme="minorEastAsia"/>
+        </w:rPr>
+        <w:t xml:space="preserve"> can dominate a long sequence score. This matters for SPLM because the conservative-dynamics constraint changes </w:t>
+      </w:r>
+      <w:r>
+        <w:rPr>
+          <w:rFonts w:eastAsiaTheme="minorEastAsia"/>
+          <w:i/>
+          <w:iCs/>
+        </w:rPr>
+        <w:t>where</w:t>
+      </w:r>
+      <w:r>
+        <w:rPr>
+          <w:rFonts w:eastAsiaTheme="minorEastAsia"/>
+        </w:rPr>
+        <w:t xml:space="preserve"> the model is wrong, not just </w:t>
+      </w:r>
+      <w:r>
+        <w:rPr>
+          <w:rFonts w:eastAsiaTheme="minorEastAsia"/>
+          <w:i/>
+          <w:iCs/>
+        </w:rPr>
+        <w:t>how often</w:t>
+      </w:r>
+      <w:r>
+        <w:rPr>
+          <w:rFonts w:eastAsiaTheme="minorEastAsia"/>
+        </w:rPr>
+        <w:t>.</w:t>
+      </w:r>
+    </w:p>
+    <w:p>
+      <w:pPr>
+        <w:rPr>
+          <w:rFonts w:eastAsiaTheme="minorEastAsia"/>
+        </w:rPr>
+      </w:pPr>
+    </w:p>
+    <w:p>
+      <w:pPr>
+        <w:rPr>
+          <w:rFonts w:eastAsiaTheme="minorEastAsia"/>
+        </w:rPr>
+      </w:pPr>
+      <w:r>
+        <w:rPr>
+          <w:rFonts w:eastAsiaTheme="minorEastAsia"/>
+        </w:rPr>
+        <w:t xml:space="preserve">2 ) the </w:t>
+      </w:r>
+      <w:r>
+        <w:rPr>
+          <w:rFonts w:eastAsiaTheme="minorEastAsia"/>
+          <w:b/>
+          <w:bCs/>
+        </w:rPr>
+        <w:t>effective branching factor</w:t>
+      </w:r>
+      <w:r>
+        <w:rPr>
+          <w:rFonts w:eastAsiaTheme="minorEastAsia"/>
+        </w:rPr>
+        <w:t xml:space="preserve"> – if q were uniform over exactly </w:t>
+      </w:r>
+      <m:oMath>
+        <m:r>
+          <w:rPr>
+            <w:rFonts w:ascii="Cambria Math" w:eastAsiaTheme="minorEastAsia" w:hAnsi="Cambria Math"/>
+          </w:rPr>
+          <m:t>K</m:t>
+        </m:r>
+      </m:oMath>
+      <w:r>
+        <w:rPr>
+          <w:rFonts w:eastAsiaTheme="minorEastAsia"/>
+        </w:rPr>
+        <w:t xml:space="preserve"> tokens at every step, PPL = </w:t>
+      </w:r>
+      <m:oMath>
+        <m:r>
+          <w:rPr>
+            <w:rFonts w:ascii="Cambria Math" w:eastAsiaTheme="minorEastAsia" w:hAnsi="Cambria Math"/>
+          </w:rPr>
+          <m:t>K</m:t>
+        </m:r>
+      </m:oMath>
+      <w:r>
+        <w:rPr>
+          <w:rFonts w:eastAsiaTheme="minorEastAsia"/>
+        </w:rPr>
+        <w:t>. So “SPLM achieves PPL 88.6” reads as “on average, as confused as choosing uniformly among ~89 candidates”</w:t>
+      </w:r>
+    </w:p>
+    <w:p>
+      <w:pPr>
+        <w:rPr>
+          <w:rFonts w:eastAsiaTheme="minorEastAsia"/>
+        </w:rPr>
+      </w:pPr>
+    </w:p>
+    <w:p>
+      <w:pPr>
+        <w:rPr>
+          <w:b/>
+          <w:bCs/>
+        </w:rPr>
+      </w:pPr>
+    </w:p>
     <w:p/>
     <w:p>
       <w:r>
@@ -963,6 +1539,16 @@
       <w:spacing w:val="5"/>
     </w:rPr>
   </w:style>
+  <w:style w:type="character" w:styleId="PlaceholderText">
+    <w:name w:val="Placeholder Text"/>
+    <w:basedOn w:val="DefaultParagraphFont"/>
+    <w:uiPriority w:val="99"/>
+    <w:semiHidden/>
+    <w:rsid w:val="008A33FA"/>
+    <w:rPr>
+      <w:color w:val="666666"/>
+    </w:rPr>
+  </w:style>
 </w:styles>
 </file>
 

--- a/docs/Perplexity_in_Language_Models.docx
+++ b/docs/Perplexity_in_Language_Models.docx
@@ -17,8 +17,40 @@
     </w:p>
     <w:p/>
     <w:p>
-      <w:r>
-        <w:t>Perplexity is the exponentiated per-token cross-entropy:</w:t>
+      <w:pPr>
+        <w:pStyle w:val="Heading1"/>
+      </w:pPr>
+      <w:r>
+        <w:t>Definition of Perplexity and Interpretations</w:t>
+      </w:r>
+    </w:p>
+    <w:p/>
+    <w:p>
+      <w:r>
+        <w:rPr>
+          <w:b/>
+          <w:bCs/>
+        </w:rPr>
+        <w:t>Definition</w:t>
+      </w:r>
+      <w:r>
+        <w:t xml:space="preserve"> </w:t>
+      </w:r>
+      <w:r>
+        <w:rPr>
+          <w:i/>
+          <w:iCs/>
+        </w:rPr>
+        <w:t>Perplexity</w:t>
+      </w:r>
+      <w:r>
+        <w:t xml:space="preserve"> </w:t>
+      </w:r>
+      <w:r>
+        <w:t xml:space="preserve">(PPL) </w:t>
+      </w:r>
+      <w:r>
+        <w:t>is the exponentiated per-token cross-entropy:</w:t>
       </w:r>
     </w:p>
     <w:p/>
@@ -586,15 +618,74 @@
       </w:pPr>
     </w:p>
     <w:p>
-      <w:pPr>
+      <w:r>
+        <w:t xml:space="preserve">3 ) </w:t>
+      </w:r>
+      <w:r>
+        <w:t xml:space="preserve">the </w:t>
+      </w:r>
+      <w:r>
         <w:rPr>
           <w:b/>
           <w:bCs/>
         </w:rPr>
-      </w:pPr>
+        <w:t>compression interpretation</w:t>
+      </w:r>
+      <w:r>
+        <w:t xml:space="preserve"> – perplexit</w:t>
+      </w:r>
+      <w:r>
+        <w:t xml:space="preserve">y </w:t>
+      </w:r>
+      <w:r>
+        <w:t xml:space="preserve">is the lossless-compression rate via arithmetic coding. </w:t>
+      </w:r>
     </w:p>
     <w:p/>
     <w:p>
+      <w:pPr>
+        <w:pStyle w:val="Heading2"/>
+      </w:pPr>
+      <w:r>
+        <w:t>On the Compression Interpretation of Perplexity</w:t>
+      </w:r>
+    </w:p>
+    <w:p/>
+    <w:p>
+      <w:r>
+        <w:t xml:space="preserve">There is literal equivalence between PPL and the information-theoretical compression definition established by Shannon’s source coding theorem , operationalized by arithmetic coding. </w:t>
+      </w:r>
+    </w:p>
+    <w:p/>
+    <w:p>
+      <w:r>
+        <w:rPr>
+          <w:b/>
+          <w:bCs/>
+        </w:rPr>
+        <w:t>Definition</w:t>
+      </w:r>
+      <w:r>
+        <w:t xml:space="preserve"> </w:t>
+      </w:r>
+      <w:r>
+        <w:rPr>
+          <w:i/>
+          <w:iCs/>
+        </w:rPr>
+        <w:t>self-information</w:t>
+      </w:r>
+      <w:r>
+        <w:t xml:space="preserve"> of an outcome x under distribution p</w:t>
+      </w:r>
+    </w:p>
+    <w:p/>
+    <w:p/>
+    <w:p/>
+    <w:p>
+      <w:pPr>
+        <w:pStyle w:val="Heading1"/>
+      </w:pPr>
       <w:r>
         <w:t>References</w:t>
       </w:r>
@@ -1054,7 +1145,6 @@
     <w:next w:val="Normal"/>
     <w:link w:val="Heading2Char"/>
     <w:uiPriority w:val="9"/>
-    <w:semiHidden/>
     <w:unhideWhenUsed/>
     <w:qFormat/>
     <w:rsid w:val="00BC397F"/>
@@ -1268,7 +1358,6 @@
     <w:basedOn w:val="DefaultParagraphFont"/>
     <w:link w:val="Heading2"/>
     <w:uiPriority w:val="9"/>
-    <w:semiHidden/>
     <w:rsid w:val="00BC397F"/>
     <w:rPr>
       <w:rFonts w:ascii="Calibri Light" w:eastAsiaTheme="majorEastAsia" w:hAnsi="Calibri Light" w:cstheme="majorBidi"/>

--- a/docs/Perplexity_in_Language_Models.docx
+++ b/docs/Perplexity_in_Language_Models.docx
@@ -676,12 +676,410 @@
         <w:t>self-information</w:t>
       </w:r>
       <w:r>
-        <w:t xml:space="preserve"> of an outcome x under distribution p</w:t>
-      </w:r>
+        <w:t xml:space="preserve"> of an outcome </w:t>
+      </w:r>
+      <m:oMath>
+        <m:r>
+          <w:rPr>
+            <w:rFonts w:ascii="Cambria Math" w:hAnsi="Cambria Math"/>
+          </w:rPr>
+          <m:t>x</m:t>
+        </m:r>
+      </m:oMath>
+      <w:r>
+        <w:t xml:space="preserve"> under distribution </w:t>
+      </w:r>
+      <m:oMath>
+        <m:r>
+          <w:rPr>
+            <w:rFonts w:ascii="Cambria Math" w:hAnsi="Cambria Math"/>
+          </w:rPr>
+          <m:t>p</m:t>
+        </m:r>
+      </m:oMath>
     </w:p>
     <w:p/>
-    <w:p/>
-    <w:p/>
+    <w:p>
+      <w:pPr>
+        <w:rPr>
+          <w:rFonts w:eastAsiaTheme="minorEastAsia"/>
+        </w:rPr>
+      </w:pPr>
+      <m:oMath>
+        <m:sSub>
+          <m:sSubPr>
+            <m:ctrlPr>
+              <w:rPr>
+                <w:rFonts w:ascii="Cambria Math" w:hAnsi="Cambria Math"/>
+                <w:i/>
+              </w:rPr>
+            </m:ctrlPr>
+          </m:sSubPr>
+          <m:e>
+            <m:r>
+              <w:rPr>
+                <w:rFonts w:ascii="Cambria Math" w:hAnsi="Cambria Math"/>
+              </w:rPr>
+              <m:t>I</m:t>
+            </m:r>
+          </m:e>
+          <m:sub>
+            <m:r>
+              <w:rPr>
+                <w:rFonts w:ascii="Cambria Math" w:hAnsi="Cambria Math"/>
+              </w:rPr>
+              <m:t>p</m:t>
+            </m:r>
+          </m:sub>
+        </m:sSub>
+        <m:d>
+          <m:dPr>
+            <m:ctrlPr>
+              <w:rPr>
+                <w:rFonts w:ascii="Cambria Math" w:hAnsi="Cambria Math"/>
+                <w:i/>
+              </w:rPr>
+            </m:ctrlPr>
+          </m:dPr>
+          <m:e>
+            <m:r>
+              <w:rPr>
+                <w:rFonts w:ascii="Cambria Math" w:hAnsi="Cambria Math"/>
+              </w:rPr>
+              <m:t>x</m:t>
+            </m:r>
+          </m:e>
+        </m:d>
+        <m:r>
+          <w:rPr>
+            <w:rFonts w:ascii="Cambria Math" w:hAnsi="Cambria Math"/>
+          </w:rPr>
+          <m:t>=-</m:t>
+        </m:r>
+        <m:func>
+          <m:funcPr>
+            <m:ctrlPr>
+              <w:rPr>
+                <w:rFonts w:ascii="Cambria Math" w:hAnsi="Cambria Math"/>
+                <w:i/>
+              </w:rPr>
+            </m:ctrlPr>
+          </m:funcPr>
+          <m:fName>
+            <m:r>
+              <m:rPr>
+                <m:sty m:val="p"/>
+              </m:rPr>
+              <w:rPr>
+                <w:rFonts w:ascii="Cambria Math" w:hAnsi="Cambria Math"/>
+              </w:rPr>
+              <m:t>log</m:t>
+            </m:r>
+          </m:fName>
+          <m:e>
+            <m:r>
+              <w:rPr>
+                <w:rFonts w:ascii="Cambria Math" w:hAnsi="Cambria Math"/>
+              </w:rPr>
+              <m:t>p</m:t>
+            </m:r>
+            <m:d>
+              <m:dPr>
+                <m:ctrlPr>
+                  <w:rPr>
+                    <w:rFonts w:ascii="Cambria Math" w:hAnsi="Cambria Math"/>
+                    <w:i/>
+                  </w:rPr>
+                </m:ctrlPr>
+              </m:dPr>
+              <m:e>
+                <m:r>
+                  <w:rPr>
+                    <w:rFonts w:ascii="Cambria Math" w:hAnsi="Cambria Math"/>
+                  </w:rPr>
+                  <m:t>x</m:t>
+                </m:r>
+              </m:e>
+            </m:d>
+          </m:e>
+        </m:func>
+      </m:oMath>
+      <w:r>
+        <w:rPr>
+          <w:rFonts w:eastAsiaTheme="minorEastAsia"/>
+        </w:rPr>
+        <w:t xml:space="preserve"> </w:t>
+      </w:r>
+    </w:p>
+    <w:p>
+      <w:pPr>
+        <w:rPr>
+          <w:rFonts w:eastAsiaTheme="minorEastAsia"/>
+        </w:rPr>
+      </w:pPr>
+    </w:p>
+    <w:p>
+      <w:pPr>
+        <w:rPr>
+          <w:rFonts w:eastAsiaTheme="minorEastAsia"/>
+        </w:rPr>
+      </w:pPr>
+      <w:r>
+        <w:rPr>
+          <w:rFonts w:eastAsiaTheme="minorEastAsia"/>
+        </w:rPr>
+        <w:t>Three requirements imposed on self-information:</w:t>
+      </w:r>
+    </w:p>
+    <w:p>
+      <w:pPr>
+        <w:rPr>
+          <w:rFonts w:eastAsiaTheme="minorEastAsia"/>
+        </w:rPr>
+      </w:pPr>
+    </w:p>
+    <w:p>
+      <w:r>
+        <w:t xml:space="preserve"> </w:t>
+      </w:r>
+      <w:r>
+        <w:rPr>
+          <w:rFonts w:ascii="Times New Roman" w:hAnsi="Times New Roman" w:cs="Times New Roman"/>
+          <w:sz w:val="17"/>
+          <w:szCs w:val="17"/>
+        </w:rPr>
+        <w:t>( i )</w:t>
+      </w:r>
+      <w:r>
+        <w:t xml:space="preserve"> self-information should be a decreasing function of probability – rarer events are more “surprising”</w:t>
+      </w:r>
+    </w:p>
+    <w:p>
+      <w:r>
+        <w:rPr>
+          <w:rFonts w:ascii="Times New Roman" w:hAnsi="Times New Roman" w:cs="Times New Roman"/>
+          <w:sz w:val="17"/>
+          <w:szCs w:val="17"/>
+        </w:rPr>
+        <w:t>( ii )</w:t>
+      </w:r>
+      <w:r>
+        <w:t xml:space="preserve"> self-information should be continuous in </w:t>
+      </w:r>
+      <m:oMath>
+        <m:r>
+          <w:rPr>
+            <w:rFonts w:ascii="Cambria Math" w:hAnsi="Cambria Math"/>
+          </w:rPr>
+          <m:t>p</m:t>
+        </m:r>
+      </m:oMath>
+    </w:p>
+    <w:p>
+      <w:pPr>
+        <w:rPr>
+          <w:rFonts w:cs="Times New Roman"/>
+          <w:szCs w:val="19"/>
+        </w:rPr>
+      </w:pPr>
+      <w:r>
+        <w:rPr>
+          <w:rFonts w:ascii="Times New Roman" w:hAnsi="Times New Roman" w:cs="Times New Roman"/>
+          <w:sz w:val="17"/>
+          <w:szCs w:val="17"/>
+        </w:rPr>
+        <w:t>( iii )</w:t>
+      </w:r>
+      <w:r>
+        <w:rPr>
+          <w:rFonts w:cs="Times New Roman"/>
+          <w:szCs w:val="19"/>
+        </w:rPr>
+        <w:t xml:space="preserve"> for i</w:t>
+      </w:r>
+      <w:r>
+        <w:rPr>
+          <w:rFonts w:cs="Times New Roman"/>
+          <w:szCs w:val="19"/>
+        </w:rPr>
+        <w:t xml:space="preserve">ndependent events, information should be additive: </w:t>
+      </w:r>
+    </w:p>
+    <w:p>
+      <w:pPr>
+        <w:rPr>
+          <w:rFonts w:eastAsiaTheme="minorEastAsia" w:cs="Times New Roman"/>
+          <w:szCs w:val="19"/>
+        </w:rPr>
+      </w:pPr>
+      <m:oMath>
+        <m:r>
+          <w:rPr>
+            <w:rFonts w:ascii="Cambria Math" w:hAnsi="Cambria Math" w:cs="Times New Roman"/>
+            <w:szCs w:val="19"/>
+          </w:rPr>
+          <m:t>I</m:t>
+        </m:r>
+        <m:d>
+          <m:dPr>
+            <m:ctrlPr>
+              <w:rPr>
+                <w:rFonts w:ascii="Cambria Math" w:hAnsi="Cambria Math" w:cs="Times New Roman"/>
+                <w:i/>
+                <w:szCs w:val="19"/>
+              </w:rPr>
+            </m:ctrlPr>
+          </m:dPr>
+          <m:e>
+            <m:r>
+              <w:rPr>
+                <w:rFonts w:ascii="Cambria Math" w:hAnsi="Cambria Math" w:cs="Times New Roman"/>
+                <w:szCs w:val="19"/>
+              </w:rPr>
+              <m:t>x, y</m:t>
+            </m:r>
+          </m:e>
+        </m:d>
+        <m:r>
+          <w:rPr>
+            <w:rFonts w:ascii="Cambria Math" w:hAnsi="Cambria Math" w:cs="Times New Roman"/>
+            <w:szCs w:val="19"/>
+          </w:rPr>
+          <m:t>=I</m:t>
+        </m:r>
+        <m:d>
+          <m:dPr>
+            <m:ctrlPr>
+              <w:rPr>
+                <w:rFonts w:ascii="Cambria Math" w:hAnsi="Cambria Math" w:cs="Times New Roman"/>
+                <w:i/>
+                <w:szCs w:val="19"/>
+              </w:rPr>
+            </m:ctrlPr>
+          </m:dPr>
+          <m:e>
+            <m:r>
+              <w:rPr>
+                <w:rFonts w:ascii="Cambria Math" w:hAnsi="Cambria Math" w:cs="Times New Roman"/>
+                <w:szCs w:val="19"/>
+              </w:rPr>
+              <m:t>x</m:t>
+            </m:r>
+          </m:e>
+        </m:d>
+        <m:r>
+          <w:rPr>
+            <w:rFonts w:ascii="Cambria Math" w:hAnsi="Cambria Math" w:cs="Times New Roman"/>
+            <w:szCs w:val="19"/>
+          </w:rPr>
+          <m:t>+I(y)</m:t>
+        </m:r>
+      </m:oMath>
+      <w:r>
+        <w:rPr>
+          <w:rFonts w:eastAsiaTheme="minorEastAsia" w:cs="Times New Roman"/>
+          <w:szCs w:val="19"/>
+        </w:rPr>
+        <w:t xml:space="preserve"> when </w:t>
+      </w:r>
+      <m:oMath>
+        <m:r>
+          <w:rPr>
+            <w:rFonts w:ascii="Cambria Math" w:eastAsiaTheme="minorEastAsia" w:hAnsi="Cambria Math" w:cs="Times New Roman"/>
+            <w:szCs w:val="19"/>
+          </w:rPr>
+          <m:t>p(x, y) = p(x)p(y)</m:t>
+        </m:r>
+      </m:oMath>
+    </w:p>
+    <w:p>
+      <w:pPr>
+        <w:rPr>
+          <w:rFonts w:eastAsiaTheme="minorEastAsia" w:cs="Times New Roman"/>
+          <w:szCs w:val="19"/>
+        </w:rPr>
+      </w:pPr>
+    </w:p>
+    <w:p>
+      <w:pPr>
+        <w:rPr>
+          <w:rFonts w:eastAsiaTheme="minorEastAsia" w:cs="Times New Roman"/>
+          <w:szCs w:val="19"/>
+        </w:rPr>
+      </w:pPr>
+      <w:r>
+        <w:rPr>
+          <w:rFonts w:eastAsiaTheme="minorEastAsia" w:cs="Times New Roman"/>
+          <w:b/>
+          <w:bCs/>
+          <w:szCs w:val="19"/>
+        </w:rPr>
+        <w:t>Definition</w:t>
+      </w:r>
+      <w:r>
+        <w:rPr>
+          <w:rFonts w:eastAsiaTheme="minorEastAsia" w:cs="Times New Roman"/>
+          <w:szCs w:val="19"/>
+        </w:rPr>
+        <w:t xml:space="preserve"> </w:t>
+      </w:r>
+      <w:r>
+        <w:rPr>
+          <w:rFonts w:eastAsiaTheme="minorEastAsia" w:cs="Times New Roman"/>
+          <w:i/>
+          <w:iCs/>
+          <w:szCs w:val="19"/>
+        </w:rPr>
+        <w:t>Entropy</w:t>
+      </w:r>
+      <w:r>
+        <w:rPr>
+          <w:rFonts w:eastAsiaTheme="minorEastAsia" w:cs="Times New Roman"/>
+          <w:szCs w:val="19"/>
+        </w:rPr>
+        <w:t xml:space="preserve"> is the </w:t>
+      </w:r>
+      <w:r>
+        <w:rPr>
+          <w:rFonts w:eastAsiaTheme="minorEastAsia" w:cs="Times New Roman"/>
+          <w:i/>
+          <w:iCs/>
+          <w:szCs w:val="19"/>
+          <w:u w:val="single"/>
+        </w:rPr>
+        <w:t>expected</w:t>
+      </w:r>
+      <w:r>
+        <w:rPr>
+          <w:rFonts w:eastAsiaTheme="minorEastAsia" w:cs="Times New Roman"/>
+          <w:szCs w:val="19"/>
+        </w:rPr>
+        <w:t xml:space="preserve"> self-information:</w:t>
+      </w:r>
+    </w:p>
+    <w:p>
+      <w:pPr>
+        <w:rPr>
+          <w:rFonts w:eastAsiaTheme="minorEastAsia" w:cs="Times New Roman"/>
+          <w:szCs w:val="19"/>
+        </w:rPr>
+      </w:pPr>
+    </w:p>
+    <w:p>
+      <w:pPr>
+        <w:rPr>
+          <w:rFonts w:cs="Times New Roman"/>
+          <w:szCs w:val="19"/>
+        </w:rPr>
+      </w:pPr>
+    </w:p>
+    <w:p>
+      <w:pPr>
+        <w:rPr>
+          <w:szCs w:val="19"/>
+        </w:rPr>
+      </w:pPr>
+    </w:p>
     <w:p>
       <w:pPr>
         <w:pStyle w:val="Heading1"/>
@@ -709,6 +1107,103 @@
     </w:sectPr>
   </w:body>
 </w:document>
+</file>
+
+<file path=word/numbering.xml><?xml version="1.0" encoding="utf-8"?>
+<w:numbering xmlns:wpc="http://schemas.microsoft.com/office/word/2010/wordprocessingCanvas" xmlns:cx="http://schemas.microsoft.com/office/drawing/2014/chartex" xmlns:cx1="http://schemas.microsoft.com/office/drawing/2015/9/8/chartex" xmlns:cx2="http://schemas.microsoft.com/office/drawing/2015/10/21/chartex" xmlns:cx3="http://schemas.microsoft.com/office/drawing/2016/5/9/chartex" xmlns:cx4="http://schemas.microsoft.com/office/drawing/2016/5/10/chartex" xmlns:cx5="http://schemas.microsoft.com/office/drawing/2016/5/11/chartex" xmlns:cx6="http://schemas.microsoft.com/office/drawing/2016/5/12/chartex" xmlns:cx7="http://schemas.microsoft.com/office/drawing/2016/5/13/chartex" xmlns:cx8="http://schemas.microsoft.com/office/drawing/2016/5/14/chartex" xmlns:mc="http://schemas.openxmlformats.org/markup-compatibility/2006" xmlns:aink="http://schemas.microsoft.com/office/drawing/2016/ink" xmlns:am3d="http://schemas.microsoft.com/office/drawing/2017/model3d" xmlns:o="urn:schemas-microsoft-com:office:office" xmlns:oel="http://schemas.microsoft.com/office/2019/extlst" xmlns:r="http://schemas.openxmlformats.org/officeDocument/2006/relationships" xmlns:m="http://schemas.openxmlformats.org/officeDocument/2006/math" xmlns:v="urn:schemas-microsoft-com:vml" xmlns:wp14="http://schemas.microsoft.com/office/word/2010/wordprocessingDrawing" xmlns:wp="http://schemas.openxmlformats.org/drawingml/2006/wordprocessingDrawing" xmlns:w10="urn:schemas-microsoft-com:office:word" xmlns:w="http://schemas.openxmlformats.org/wordprocessingml/2006/main" xmlns:w14="http://schemas.microsoft.com/office/word/2010/wordml" xmlns:w15="http://schemas.microsoft.com/office/word/2012/wordml" xmlns:w16cex="http://schemas.microsoft.com/office/word/2018/wordml/cex" xmlns:w16cid="http://schemas.microsoft.com/office/word/2016/wordml/cid" xmlns:w16="http://schemas.microsoft.com/office/word/2018/wordml" xmlns:w16du="http://schemas.microsoft.com/office/word/2023/wordml/word16du" xmlns:w16sdtdh="http://schemas.microsoft.com/office/word/2020/wordml/sdtdatahash" xmlns:w16sdtfl="http://schemas.microsoft.com/office/word/2024/wordml/sdtformatlock" xmlns:w16se="http://schemas.microsoft.com/office/word/2015/wordml/symex" xmlns:wpg="http://schemas.microsoft.com/office/word/2010/wordprocessingGroup" xmlns:wpi="http://schemas.microsoft.com/office/word/2010/wordprocessingInk" xmlns:wne="http://schemas.microsoft.com/office/word/2006/wordml" xmlns:wps="http://schemas.microsoft.com/office/word/2010/wordprocessingShape" mc:Ignorable="w14 w15 w16se w16cid w16 w16cex w16sdtdh w16sdtfl w16du wp14">
+  <w:abstractNum w:abstractNumId="0" w15:restartNumberingAfterBreak="0">
+    <w:nsid w:val="4E170964"/>
+    <w:multiLevelType w:val="hybridMultilevel"/>
+    <w:tmpl w:val="52502708"/>
+    <w:lvl w:ilvl="0" w:tplc="9A0662BC">
+      <w:start w:val="1"/>
+      <w:numFmt w:val="lowerRoman"/>
+      <w:lvlText w:val="(%1)"/>
+      <w:lvlJc w:val="left"/>
+      <w:pPr>
+        <w:ind w:left="1080" w:hanging="720"/>
+      </w:pPr>
+      <w:rPr>
+        <w:rFonts w:eastAsiaTheme="minorEastAsia" w:hint="default"/>
+      </w:rPr>
+    </w:lvl>
+    <w:lvl w:ilvl="1" w:tplc="04090019" w:tentative="1">
+      <w:start w:val="1"/>
+      <w:numFmt w:val="lowerLetter"/>
+      <w:lvlText w:val="%2."/>
+      <w:lvlJc w:val="left"/>
+      <w:pPr>
+        <w:ind w:left="1440" w:hanging="360"/>
+      </w:pPr>
+    </w:lvl>
+    <w:lvl w:ilvl="2" w:tplc="0409001B" w:tentative="1">
+      <w:start w:val="1"/>
+      <w:numFmt w:val="lowerRoman"/>
+      <w:lvlText w:val="%3."/>
+      <w:lvlJc w:val="right"/>
+      <w:pPr>
+        <w:ind w:left="2160" w:hanging="180"/>
+      </w:pPr>
+    </w:lvl>
+    <w:lvl w:ilvl="3" w:tplc="0409000F" w:tentative="1">
+      <w:start w:val="1"/>
+      <w:numFmt w:val="decimal"/>
+      <w:lvlText w:val="%4."/>
+      <w:lvlJc w:val="left"/>
+      <w:pPr>
+        <w:ind w:left="2880" w:hanging="360"/>
+      </w:pPr>
+    </w:lvl>
+    <w:lvl w:ilvl="4" w:tplc="04090019" w:tentative="1">
+      <w:start w:val="1"/>
+      <w:numFmt w:val="lowerLetter"/>
+      <w:lvlText w:val="%5."/>
+      <w:lvlJc w:val="left"/>
+      <w:pPr>
+        <w:ind w:left="3600" w:hanging="360"/>
+      </w:pPr>
+    </w:lvl>
+    <w:lvl w:ilvl="5" w:tplc="0409001B" w:tentative="1">
+      <w:start w:val="1"/>
+      <w:numFmt w:val="lowerRoman"/>
+      <w:lvlText w:val="%6."/>
+      <w:lvlJc w:val="right"/>
+      <w:pPr>
+        <w:ind w:left="4320" w:hanging="180"/>
+      </w:pPr>
+    </w:lvl>
+    <w:lvl w:ilvl="6" w:tplc="0409000F" w:tentative="1">
+      <w:start w:val="1"/>
+      <w:numFmt w:val="decimal"/>
+      <w:lvlText w:val="%7."/>
+      <w:lvlJc w:val="left"/>
+      <w:pPr>
+        <w:ind w:left="5040" w:hanging="360"/>
+      </w:pPr>
+    </w:lvl>
+    <w:lvl w:ilvl="7" w:tplc="04090019" w:tentative="1">
+      <w:start w:val="1"/>
+      <w:numFmt w:val="lowerLetter"/>
+      <w:lvlText w:val="%8."/>
+      <w:lvlJc w:val="left"/>
+      <w:pPr>
+        <w:ind w:left="5760" w:hanging="360"/>
+      </w:pPr>
+    </w:lvl>
+    <w:lvl w:ilvl="8" w:tplc="0409001B" w:tentative="1">
+      <w:start w:val="1"/>
+      <w:numFmt w:val="lowerRoman"/>
+      <w:lvlText w:val="%9."/>
+      <w:lvlJc w:val="right"/>
+      <w:pPr>
+        <w:ind w:left="6480" w:hanging="180"/>
+      </w:pPr>
+    </w:lvl>
+  </w:abstractNum>
+  <w:num w:numId="1" w16cid:durableId="1043793381">
+    <w:abstractNumId w:val="0"/>
+  </w:num>
+</w:numbering>
 </file>
 
 <file path=word/styles.xml><?xml version="1.0" encoding="utf-8"?>
